--- a/블로그글작성/판례/물환경_대법원_시리즈/판례_대법원97도2674_업종별기준에못미치면일반시설란으로끌어올수없습니다.docx
+++ b/블로그글작성/판례/물환경_대법원_시리즈/판례_대법원97도2674_업종별기준에못미치면일반시설란으로끌어올수없습니다.docx
@@ -599,6 +599,13 @@
           <w:rFonts w:ascii="맑은 고딕" w:hAnsi="맑은 고딕" w:eastAsia="맑은 고딕" w:cs="맑은 고딕"/>
           <w:color w:val="000000"/>
         </w:rPr>
+        <w:br/>
+      </w:r>
+      <w:r>
+        <w:rPr>
+          <w:rFonts w:ascii="맑은 고딕" w:hAnsi="맑은 고딕" w:eastAsia="맑은 고딕" w:cs="맑은 고딕"/>
+          <w:color w:val="000000"/>
+        </w:rPr>
         <w:t>② 그중 (카)목 섬유제조시설 중 염색시설에 대하여는 시설합계가 용적 2㎥ 이상인 경우를 폐수배출시설로 규정하고 있었다.</w:t>
       </w:r>
       <w:r>
@@ -613,6 +620,13 @@
           <w:rFonts w:ascii="맑은 고딕" w:hAnsi="맑은 고딕" w:eastAsia="맑은 고딕" w:cs="맑은 고딕"/>
           <w:color w:val="000000"/>
         </w:rPr>
+        <w:br/>
+      </w:r>
+      <w:r>
+        <w:rPr>
+          <w:rFonts w:ascii="맑은 고딕" w:hAnsi="맑은 고딕" w:eastAsia="맑은 고딕" w:cs="맑은 고딕"/>
+          <w:color w:val="000000"/>
+        </w:rPr>
         <w:t>③ 피고인이 설치하여 조업한 시설은 용적이 1.2㎥에 불과하여 위 기준에 미달하였다.</w:t>
       </w:r>
       <w:r>
@@ -627,7 +641,21 @@
           <w:rFonts w:ascii="맑은 고딕" w:hAnsi="맑은 고딕" w:eastAsia="맑은 고딕" w:cs="맑은 고딕"/>
           <w:color w:val="000000"/>
         </w:rPr>
+        <w:br/>
+      </w:r>
+      <w:r>
+        <w:rPr>
+          <w:rFonts w:ascii="맑은 고딕" w:hAnsi="맑은 고딕" w:eastAsia="맑은 고딕" w:cs="맑은 고딕"/>
+          <w:color w:val="000000"/>
+        </w:rPr>
         <w:t>④ 위 시행규칙은 1996. 1. 8. 개정되어 단위시설별 규정 방식에서 공정단위별로 그 배출량을 기준으로 규정하는 방식으로 바뀌었고, 개정 시행규칙 부칙 제2조 제2항은 시행 전에 이미 설치되어 가동 중인 시설을 적법한 것으로 보면서 2년 이내에 방지시설 설치를 완료하고 배출시설 설치허가증을 교부받도록 규정하였다.</w:t>
+      </w:r>
+      <w:r>
+        <w:rPr>
+          <w:rFonts w:ascii="맑은 고딕" w:hAnsi="맑은 고딕" w:eastAsia="맑은 고딕" w:cs="맑은 고딕"/>
+          <w:color w:val="000000"/>
+        </w:rPr>
+        <w:br/>
       </w:r>
       <w:r>
         <w:rPr>
@@ -680,6 +708,7 @@
         <w:rPr>
           <w:rFonts w:ascii="맑은 고딕" w:hAnsi="맑은 고딕" w:eastAsia="맑은 고딕" w:cs="맑은 고딕"/>
           <w:color w:val="000000"/>
+          <w:u w:val="single"/>
         </w:rPr>
         <w:t>이 사건의 쟁점은, 구 수질환경보전법 시행규칙 [별표 3]의 (터)목 일반시설란이 어떤 시설을 규율대상으로 하는지, 즉 (가)목 내지 (처)목에 해당하는 업종 중 일정량 이상의 폐수를 배출하는 시설도 규율하는지 여부이다.</w:t>
       </w:r>
@@ -719,7 +748,9 @@
       <w:r>
         <w:rPr>
           <w:rFonts w:ascii="맑은 고딕" w:hAnsi="맑은 고딕" w:eastAsia="맑은 고딕" w:cs="맑은 고딕"/>
-          <w:color w:val="000000"/>
+          <w:b/>
+          <w:color w:val="000000"/>
+          <w:u w:val="single"/>
         </w:rPr>
         <w:t>① 원심의 판단 원심은 [별표 3] (카)목 염색시설의 기준이 용적 2㎥ 이상인데 피고인의 시설은 1.2㎥에 불과하여 폐수배출시설에 해당하지 않고, 개정 시행규칙의 시행으로 비로소 폐수배출시설에 해당하게 되었으나 시행일로부터 2년이 경과되지 아니하여 처벌할 수 없다고 판단하였다.</w:t>
       </w:r>
@@ -735,6 +766,13 @@
           <w:rFonts w:ascii="맑은 고딕" w:hAnsi="맑은 고딕" w:eastAsia="맑은 고딕" w:cs="맑은 고딕"/>
           <w:color w:val="000000"/>
         </w:rPr>
+        <w:br/>
+      </w:r>
+      <w:r>
+        <w:rPr>
+          <w:rFonts w:ascii="맑은 고딕" w:hAnsi="맑은 고딕" w:eastAsia="맑은 고딕" w:cs="맑은 고딕"/>
+          <w:color w:val="000000"/>
+        </w:rPr>
         <w:t>② 대법원의 판단 원심의 판단은 정당하고, 검사의 상고이유는 받아들일 수 없다.</w:t>
       </w:r>
       <w:r>
@@ -749,6 +787,13 @@
           <w:rFonts w:ascii="맑은 고딕" w:hAnsi="맑은 고딕" w:eastAsia="맑은 고딕" w:cs="맑은 고딕"/>
           <w:color w:val="000000"/>
         </w:rPr>
+        <w:br/>
+      </w:r>
+      <w:r>
+        <w:rPr>
+          <w:rFonts w:ascii="맑은 고딕" w:hAnsi="맑은 고딕" w:eastAsia="맑은 고딕" w:cs="맑은 고딕"/>
+          <w:color w:val="000000"/>
+        </w:rPr>
         <w:t>③ 구 수질환경보전법 및 같은 법 시행규칙의 관계 규정을 종합하면, 구 시행규칙 시행 당시 허가를 받아야 하는 폐수배출시설은 [별표 3]의 각 호에서 규정한 각 제조 업종별로 일정 규모 이상의 시설합계를 갖춘 것을 의미한다.</w:t>
       </w:r>
       <w:r>
@@ -763,6 +808,15 @@
           <w:rFonts w:ascii="맑은 고딕" w:hAnsi="맑은 고딕" w:eastAsia="맑은 고딕" w:cs="맑은 고딕"/>
           <w:color w:val="000000"/>
         </w:rPr>
+        <w:br/>
+      </w:r>
+      <w:r>
+        <w:rPr>
+          <w:rFonts w:ascii="맑은 고딕" w:hAnsi="맑은 고딕" w:eastAsia="맑은 고딕" w:cs="맑은 고딕"/>
+          <w:b/>
+          <w:color w:val="000000"/>
+          <w:u w:val="single"/>
+        </w:rPr>
         <w:t>④ 상고이유는 피고인이 설치한 시설이 배출하는 폐수량이 [별표 3] (터)목의 일반시설란에서 정한 기준을 초과하므로 그에 해당한다는 것이다.</w:t>
       </w:r>
       <w:r>
@@ -777,6 +831,14 @@
           <w:rFonts w:ascii="맑은 고딕" w:hAnsi="맑은 고딕" w:eastAsia="맑은 고딕" w:cs="맑은 고딕"/>
           <w:color w:val="000000"/>
         </w:rPr>
+        <w:br/>
+      </w:r>
+      <w:r>
+        <w:rPr>
+          <w:rFonts w:ascii="맑은 고딕" w:hAnsi="맑은 고딕" w:eastAsia="맑은 고딕" w:cs="맑은 고딕"/>
+          <w:color w:val="000000"/>
+          <w:u w:val="single"/>
+        </w:rPr>
         <w:t>⑤ 그러나 구 시행규칙이 1996. 1. 8. 개정되어 종전 규정이 단위시설별로 배출시설을 규정하던 방식에서 공정단위별로 그 배출량을 기준으로 규정하는 방식으로 바뀌었다.</w:t>
       </w:r>
       <w:r>
@@ -791,6 +853,13 @@
           <w:rFonts w:ascii="맑은 고딕" w:hAnsi="맑은 고딕" w:eastAsia="맑은 고딕" w:cs="맑은 고딕"/>
           <w:color w:val="000000"/>
         </w:rPr>
+        <w:br/>
+      </w:r>
+      <w:r>
+        <w:rPr>
+          <w:rFonts w:ascii="맑은 고딕" w:hAnsi="맑은 고딕" w:eastAsia="맑은 고딕" w:cs="맑은 고딕"/>
+          <w:color w:val="000000"/>
+        </w:rPr>
         <w:t>⑥ 또한 개정 시행규칙 부칙 제2조 제2항이 개정 시행규칙 시행 전에 이미 설치되어 가동 중인 시설을 적법한 것으로 보고 2년 이내에 방지시설의 설치를 완료하고 배출시설 설치허가증을 교부받아야 한다고 규정하고 있다.</w:t>
       </w:r>
       <w:r>
@@ -805,7 +874,21 @@
           <w:rFonts w:ascii="맑은 고딕" w:hAnsi="맑은 고딕" w:eastAsia="맑은 고딕" w:cs="맑은 고딕"/>
           <w:color w:val="000000"/>
         </w:rPr>
+        <w:br/>
+      </w:r>
+      <w:r>
+        <w:rPr>
+          <w:rFonts w:ascii="맑은 고딕" w:hAnsi="맑은 고딕" w:eastAsia="맑은 고딕" w:cs="맑은 고딕"/>
+          <w:color w:val="000000"/>
+        </w:rPr>
         <w:t>⑦ 이러한 점에 비추어 보면, 구 시행규칙 [별표 3]의 (터)목은 (가)목 내지 (처)목에 해당하지 아니하는 새로운 업종을 규율대상으로 하는 것이고, (가)목 내지 (처)목에 해당하는 업종 중 일정량 이상의 폐수를 배출하는 시설을 규율하려는 것이 아니라고 해석함이 상당하다.</w:t>
+      </w:r>
+      <w:r>
+        <w:rPr>
+          <w:rFonts w:ascii="맑은 고딕" w:hAnsi="맑은 고딕" w:eastAsia="맑은 고딕" w:cs="맑은 고딕"/>
+          <w:color w:val="000000"/>
+        </w:rPr>
+        <w:br/>
       </w:r>
       <w:r>
         <w:rPr>
@@ -857,7 +940,9 @@
       <w:r>
         <w:rPr>
           <w:rFonts w:ascii="맑은 고딕" w:hAnsi="맑은 고딕" w:eastAsia="맑은 고딕" w:cs="맑은 고딕"/>
-          <w:color w:val="000000"/>
+          <w:b/>
+          <w:color w:val="000000"/>
+          <w:u w:val="single"/>
         </w:rPr>
         <w:t>① 구 수질환경보전법시행규칙 [별표 3]의 (터)목은 (가)목 내지 (처)목에 해당하지 아니하는 새로운 업종을 규율대상으로 하는 것이고 (가)목 내지 (처)목에 해당하는 업종 중 일정량 이상의 폐수를 배출하는 시설을 규율하는 것이 아니다.</w:t>
       </w:r>

--- a/블로그글작성/판례/물환경_대법원_시리즈/판례_대법원97도2674_업종별기준에못미치면일반시설란으로끌어올수없습니다.docx
+++ b/블로그글작성/판례/물환경_대법원_시리즈/판례_대법원97도2674_업종별기준에못미치면일반시설란으로끌어올수없습니다.docx
@@ -16,7 +16,7 @@
           <w:color w:val="000000"/>
           <w:sz w:val="30"/>
         </w:rPr>
-        <w:t>업종별 기준에 못 미치면 일반시설란으로 끌어올 수 없습니다</w:t>
+        <w:t>업종별 기준에 못 미치면 일반시설란으로 끌어올 수 없습니다. (97도2674)</w:t>
       </w:r>
     </w:p>
     <w:p>
@@ -47,12 +47,6 @@
         </w:rPr>
         <w:t>○ 업종별 규모기준에 미달하는 염색시설을 [별표 3]의 일반시설란((터)목)에 해당한다고 보아 처벌할 수 있는지가 문제된 사건입니다. 대법원은 (터)목은 (가)목 내지 (처)목에 해당하지 않는 새로운 업종을 규율대상으로 하는 것이고, (가)목 내지 (처)목에 해당하는 업종 중 일정량 이상의 폐수를 배출하는 시설을 규율하려는 것이 아니라고 보았습니다.</w:t>
       </w:r>
-    </w:p>
-    <w:p>
-      <w:pPr>
-        <w:autoSpaceDN w:val="0"/>
-        <w:autoSpaceDE w:val="0"/>
-      </w:pPr>
     </w:p>
     <w:p>
       <w:pPr>
@@ -220,12 +214,6 @@
       <w:pPr>
         <w:autoSpaceDN w:val="0"/>
         <w:autoSpaceDE w:val="0"/>
-      </w:pPr>
-    </w:p>
-    <w:p>
-      <w:pPr>
-        <w:autoSpaceDN w:val="0"/>
-        <w:autoSpaceDE w:val="0"/>
         <w:pStyle w:val="2"/>
       </w:pPr>
       <w:r>
@@ -558,6 +546,118 @@
       <w:pPr>
         <w:autoSpaceDN w:val="0"/>
         <w:autoSpaceDE w:val="0"/>
+        <w:pStyle w:val="2"/>
+        <w:spacing w:before="80"/>
+      </w:pPr>
+      <w:r>
+        <w:rPr>
+          <w:rFonts w:ascii="맑은 고딕" w:hAnsi="맑은 고딕" w:eastAsia="맑은 고딕" w:cs="맑은 고딕"/>
+          <w:color w:val="000000"/>
+        </w:rPr>
+        <w:t>2. 사실관계</w:t>
+      </w:r>
+    </w:p>
+    <w:p>
+      <w:pPr>
+        <w:autoSpaceDN w:val="0"/>
+        <w:autoSpaceDE w:val="0"/>
+      </w:pPr>
+      <w:r>
+        <w:rPr>
+          <w:rFonts w:ascii="맑은 고딕" w:hAnsi="맑은 고딕" w:eastAsia="맑은 고딕" w:cs="맑은 고딕"/>
+          <w:color w:val="000000"/>
+        </w:rPr>
+        <w:t>① 구 수질환경보전법 시행규칙 [별표 3]은 각 제조 업종별로 일정 규모 이상의 시설합계를 갖춘 것을 허가 대상 폐수배출시설로 규정하고 있었다.</w:t>
+      </w:r>
+      <w:r>
+        <w:rPr>
+          <w:rFonts w:ascii="맑은 고딕" w:hAnsi="맑은 고딕" w:eastAsia="맑은 고딕" w:cs="맑은 고딕"/>
+          <w:color w:val="000000"/>
+        </w:rPr>
+        <w:br/>
+      </w:r>
+      <w:r>
+        <w:rPr>
+          <w:rFonts w:ascii="맑은 고딕" w:hAnsi="맑은 고딕" w:eastAsia="맑은 고딕" w:cs="맑은 고딕"/>
+          <w:color w:val="000000"/>
+        </w:rPr>
+        <w:br/>
+      </w:r>
+      <w:r>
+        <w:rPr>
+          <w:rFonts w:ascii="맑은 고딕" w:hAnsi="맑은 고딕" w:eastAsia="맑은 고딕" w:cs="맑은 고딕"/>
+          <w:color w:val="000000"/>
+        </w:rPr>
+        <w:t>② 그중 (카)목 섬유제조시설 중 염색시설에 대하여는 시설합계가 용적 2㎥ 이상인 경우를 폐수배출시설로 규정하고 있었다.</w:t>
+      </w:r>
+      <w:r>
+        <w:rPr>
+          <w:rFonts w:ascii="맑은 고딕" w:hAnsi="맑은 고딕" w:eastAsia="맑은 고딕" w:cs="맑은 고딕"/>
+          <w:color w:val="000000"/>
+        </w:rPr>
+        <w:br/>
+      </w:r>
+      <w:r>
+        <w:rPr>
+          <w:rFonts w:ascii="맑은 고딕" w:hAnsi="맑은 고딕" w:eastAsia="맑은 고딕" w:cs="맑은 고딕"/>
+          <w:color w:val="000000"/>
+        </w:rPr>
+        <w:br/>
+      </w:r>
+      <w:r>
+        <w:rPr>
+          <w:rFonts w:ascii="맑은 고딕" w:hAnsi="맑은 고딕" w:eastAsia="맑은 고딕" w:cs="맑은 고딕"/>
+          <w:color w:val="000000"/>
+        </w:rPr>
+        <w:t>③ 피고인이 설치하여 조업한 시설은 용적이 1.2㎥에 불과하여 위 기준에 미달하였다.</w:t>
+      </w:r>
+      <w:r>
+        <w:rPr>
+          <w:rFonts w:ascii="맑은 고딕" w:hAnsi="맑은 고딕" w:eastAsia="맑은 고딕" w:cs="맑은 고딕"/>
+          <w:color w:val="000000"/>
+        </w:rPr>
+        <w:br/>
+      </w:r>
+      <w:r>
+        <w:rPr>
+          <w:rFonts w:ascii="맑은 고딕" w:hAnsi="맑은 고딕" w:eastAsia="맑은 고딕" w:cs="맑은 고딕"/>
+          <w:color w:val="000000"/>
+        </w:rPr>
+        <w:br/>
+      </w:r>
+      <w:r>
+        <w:rPr>
+          <w:rFonts w:ascii="맑은 고딕" w:hAnsi="맑은 고딕" w:eastAsia="맑은 고딕" w:cs="맑은 고딕"/>
+          <w:color w:val="000000"/>
+        </w:rPr>
+        <w:t>④ 위 시행규칙은 1996. 1. 8. 개정되어 단위시설별 규정 방식에서 공정단위별로 그 배출량을 기준으로 규정하는 방식으로 바뀌었고, 개정 시행규칙 부칙 제2조 제2항은 시행 전에 이미 설치되어 가동 중인 시설을 적법한 것으로 보면서 2년 이내에 방지시설 설치를 완료하고 배출시설 설치허가증을 교부받도록 규정하였다.</w:t>
+      </w:r>
+      <w:r>
+        <w:rPr>
+          <w:rFonts w:ascii="맑은 고딕" w:hAnsi="맑은 고딕" w:eastAsia="맑은 고딕" w:cs="맑은 고딕"/>
+          <w:color w:val="000000"/>
+        </w:rPr>
+        <w:br/>
+      </w:r>
+      <w:r>
+        <w:rPr>
+          <w:rFonts w:ascii="맑은 고딕" w:hAnsi="맑은 고딕" w:eastAsia="맑은 고딕" w:cs="맑은 고딕"/>
+          <w:color w:val="000000"/>
+        </w:rPr>
+        <w:br/>
+      </w:r>
+      <w:r>
+        <w:rPr>
+          <w:rFonts w:ascii="맑은 고딕" w:hAnsi="맑은 고딕" w:eastAsia="맑은 고딕" w:cs="맑은 고딕"/>
+          <w:color w:val="000000"/>
+        </w:rPr>
+        <w:t>⑤ 검사는 피고인이 설치한 시설이 배출하는 폐수량이 [별표 3] (터)목의 일반시설란에서 정한 기준을 초과하므로 그에 해당한다고 주장하며 상고하였다.</w:t>
+      </w:r>
+    </w:p>
+    <w:p>
+      <w:pPr>
+        <w:autoSpaceDN w:val="0"/>
+        <w:autoSpaceDE w:val="0"/>
       </w:pPr>
     </w:p>
     <w:p>
@@ -572,7 +672,7 @@
           <w:rFonts w:ascii="맑은 고딕" w:hAnsi="맑은 고딕" w:eastAsia="맑은 고딕" w:cs="맑은 고딕"/>
           <w:color w:val="000000"/>
         </w:rPr>
-        <w:t>2. 사실관계</w:t>
+        <w:t>3. 쟁점</w:t>
       </w:r>
     </w:p>
     <w:p>
@@ -584,99 +684,10 @@
         <w:rPr>
           <w:rFonts w:ascii="맑은 고딕" w:hAnsi="맑은 고딕" w:eastAsia="맑은 고딕" w:cs="맑은 고딕"/>
           <w:color w:val="000000"/>
-        </w:rPr>
-        <w:t>① 구 수질환경보전법 시행규칙 [별표 3]은 각 제조 업종별로 일정 규모 이상의 시설합계를 갖춘 것을 허가 대상 폐수배출시설로 규정하고 있었다.</w:t>
-      </w:r>
-      <w:r>
-        <w:rPr>
-          <w:rFonts w:ascii="맑은 고딕" w:hAnsi="맑은 고딕" w:eastAsia="맑은 고딕" w:cs="맑은 고딕"/>
-          <w:color w:val="000000"/>
-        </w:rPr>
-        <w:br/>
-      </w:r>
-      <w:r>
-        <w:rPr>
-          <w:rFonts w:ascii="맑은 고딕" w:hAnsi="맑은 고딕" w:eastAsia="맑은 고딕" w:cs="맑은 고딕"/>
-          <w:color w:val="000000"/>
-        </w:rPr>
-        <w:br/>
-      </w:r>
-      <w:r>
-        <w:rPr>
-          <w:rFonts w:ascii="맑은 고딕" w:hAnsi="맑은 고딕" w:eastAsia="맑은 고딕" w:cs="맑은 고딕"/>
-          <w:color w:val="000000"/>
-        </w:rPr>
-        <w:t>② 그중 (카)목 섬유제조시설 중 염색시설에 대하여는 시설합계가 용적 2㎥ 이상인 경우를 폐수배출시설로 규정하고 있었다.</w:t>
-      </w:r>
-      <w:r>
-        <w:rPr>
-          <w:rFonts w:ascii="맑은 고딕" w:hAnsi="맑은 고딕" w:eastAsia="맑은 고딕" w:cs="맑은 고딕"/>
-          <w:color w:val="000000"/>
-        </w:rPr>
-        <w:br/>
-      </w:r>
-      <w:r>
-        <w:rPr>
-          <w:rFonts w:ascii="맑은 고딕" w:hAnsi="맑은 고딕" w:eastAsia="맑은 고딕" w:cs="맑은 고딕"/>
-          <w:color w:val="000000"/>
-        </w:rPr>
-        <w:br/>
-      </w:r>
-      <w:r>
-        <w:rPr>
-          <w:rFonts w:ascii="맑은 고딕" w:hAnsi="맑은 고딕" w:eastAsia="맑은 고딕" w:cs="맑은 고딕"/>
-          <w:color w:val="000000"/>
-        </w:rPr>
-        <w:t>③ 피고인이 설치하여 조업한 시설은 용적이 1.2㎥에 불과하여 위 기준에 미달하였다.</w:t>
-      </w:r>
-      <w:r>
-        <w:rPr>
-          <w:rFonts w:ascii="맑은 고딕" w:hAnsi="맑은 고딕" w:eastAsia="맑은 고딕" w:cs="맑은 고딕"/>
-          <w:color w:val="000000"/>
-        </w:rPr>
-        <w:br/>
-      </w:r>
-      <w:r>
-        <w:rPr>
-          <w:rFonts w:ascii="맑은 고딕" w:hAnsi="맑은 고딕" w:eastAsia="맑은 고딕" w:cs="맑은 고딕"/>
-          <w:color w:val="000000"/>
-        </w:rPr>
-        <w:br/>
-      </w:r>
-      <w:r>
-        <w:rPr>
-          <w:rFonts w:ascii="맑은 고딕" w:hAnsi="맑은 고딕" w:eastAsia="맑은 고딕" w:cs="맑은 고딕"/>
-          <w:color w:val="000000"/>
-        </w:rPr>
-        <w:t>④ 위 시행규칙은 1996. 1. 8. 개정되어 단위시설별 규정 방식에서 공정단위별로 그 배출량을 기준으로 규정하는 방식으로 바뀌었고, 개정 시행규칙 부칙 제2조 제2항은 시행 전에 이미 설치되어 가동 중인 시설을 적법한 것으로 보면서 2년 이내에 방지시설 설치를 완료하고 배출시설 설치허가증을 교부받도록 규정하였다.</w:t>
-      </w:r>
-      <w:r>
-        <w:rPr>
-          <w:rFonts w:ascii="맑은 고딕" w:hAnsi="맑은 고딕" w:eastAsia="맑은 고딕" w:cs="맑은 고딕"/>
-          <w:color w:val="000000"/>
-        </w:rPr>
-        <w:br/>
-      </w:r>
-      <w:r>
-        <w:rPr>
-          <w:rFonts w:ascii="맑은 고딕" w:hAnsi="맑은 고딕" w:eastAsia="맑은 고딕" w:cs="맑은 고딕"/>
-          <w:color w:val="000000"/>
-        </w:rPr>
-        <w:br/>
-      </w:r>
-      <w:r>
-        <w:rPr>
-          <w:rFonts w:ascii="맑은 고딕" w:hAnsi="맑은 고딕" w:eastAsia="맑은 고딕" w:cs="맑은 고딕"/>
-          <w:color w:val="000000"/>
-        </w:rPr>
-        <w:t>⑤ 검사는 피고인이 설치한 시설이 배출하는 폐수량이 [별표 3] (터)목의 일반시설란에서 정한 기준을 초과하므로 그에 해당한다고 주장하며 상고하였다.</w:t>
-      </w:r>
-    </w:p>
-    <w:p>
-      <w:pPr>
-        <w:autoSpaceDN w:val="0"/>
-        <w:autoSpaceDE w:val="0"/>
-      </w:pPr>
+          <w:u w:val="single"/>
+        </w:rPr>
+        <w:t>이 사건의 쟁점은, 구 수질환경보전법 시행규칙 [별표 3]의 (터)목 일반시설란이 어떤 시설을 규율대상으로 하는지, 즉 (가)목 내지 (처)목에 해당하는 업종 중 일정량 이상의 폐수를 배출하는 시설도 규율하는지 여부이다.</w:t>
+      </w:r>
     </w:p>
     <w:p>
       <w:pPr>
@@ -696,7 +707,7 @@
           <w:rFonts w:ascii="맑은 고딕" w:hAnsi="맑은 고딕" w:eastAsia="맑은 고딕" w:cs="맑은 고딕"/>
           <w:color w:val="000000"/>
         </w:rPr>
-        <w:t>3. 쟁점</w:t>
+        <w:t>4. 판단</w:t>
       </w:r>
     </w:p>
     <w:p>
@@ -707,17 +718,162 @@
       <w:r>
         <w:rPr>
           <w:rFonts w:ascii="맑은 고딕" w:hAnsi="맑은 고딕" w:eastAsia="맑은 고딕" w:cs="맑은 고딕"/>
+          <w:b/>
           <w:color w:val="000000"/>
           <w:u w:val="single"/>
         </w:rPr>
-        <w:t>이 사건의 쟁점은, 구 수질환경보전법 시행규칙 [별표 3]의 (터)목 일반시설란이 어떤 시설을 규율대상으로 하는지, 즉 (가)목 내지 (처)목에 해당하는 업종 중 일정량 이상의 폐수를 배출하는 시설도 규율하는지 여부이다.</w:t>
-      </w:r>
-    </w:p>
-    <w:p>
-      <w:pPr>
-        <w:autoSpaceDN w:val="0"/>
-        <w:autoSpaceDE w:val="0"/>
-      </w:pPr>
+        <w:t>① 원심의 판단 원심은 [별표 3] (카)목 염색시설의 기준이 용적 2㎥ 이상인데 피고인의 시설은 1.2㎥에 불과하여 폐수배출시설에 해당하지 않고, 개정 시행규칙의 시행으로 비로소 폐수배출시설에 해당하게 되었으나 시행일로부터 2년이 경과되지 아니하여 처벌할 수 없다고 판단하였다.</w:t>
+      </w:r>
+      <w:r>
+        <w:rPr>
+          <w:rFonts w:ascii="맑은 고딕" w:hAnsi="맑은 고딕" w:eastAsia="맑은 고딕" w:cs="맑은 고딕"/>
+          <w:color w:val="000000"/>
+        </w:rPr>
+        <w:br/>
+      </w:r>
+      <w:r>
+        <w:rPr>
+          <w:rFonts w:ascii="맑은 고딕" w:hAnsi="맑은 고딕" w:eastAsia="맑은 고딕" w:cs="맑은 고딕"/>
+          <w:color w:val="000000"/>
+        </w:rPr>
+        <w:br/>
+      </w:r>
+      <w:r>
+        <w:rPr>
+          <w:rFonts w:ascii="맑은 고딕" w:hAnsi="맑은 고딕" w:eastAsia="맑은 고딕" w:cs="맑은 고딕"/>
+          <w:color w:val="000000"/>
+        </w:rPr>
+        <w:t>② 대법원의 판단 원심의 판단은 정당하고, 검사의 상고이유는 받아들일 수 없다.</w:t>
+      </w:r>
+      <w:r>
+        <w:rPr>
+          <w:rFonts w:ascii="맑은 고딕" w:hAnsi="맑은 고딕" w:eastAsia="맑은 고딕" w:cs="맑은 고딕"/>
+          <w:color w:val="000000"/>
+        </w:rPr>
+        <w:br/>
+      </w:r>
+      <w:r>
+        <w:rPr>
+          <w:rFonts w:ascii="맑은 고딕" w:hAnsi="맑은 고딕" w:eastAsia="맑은 고딕" w:cs="맑은 고딕"/>
+          <w:color w:val="000000"/>
+        </w:rPr>
+        <w:br/>
+      </w:r>
+      <w:r>
+        <w:rPr>
+          <w:rFonts w:ascii="맑은 고딕" w:hAnsi="맑은 고딕" w:eastAsia="맑은 고딕" w:cs="맑은 고딕"/>
+          <w:color w:val="000000"/>
+        </w:rPr>
+        <w:t>③ 구 수질환경보전법 및 같은 법 시행규칙의 관계 규정을 종합하면, 구 시행규칙 시행 당시 허가를 받아야 하는 폐수배출시설은 [별표 3]의 각 호에서 규정한 각 제조 업종별로 일정 규모 이상의 시설합계를 갖춘 것을 의미한다.</w:t>
+      </w:r>
+      <w:r>
+        <w:rPr>
+          <w:rFonts w:ascii="맑은 고딕" w:hAnsi="맑은 고딕" w:eastAsia="맑은 고딕" w:cs="맑은 고딕"/>
+          <w:color w:val="000000"/>
+        </w:rPr>
+        <w:br/>
+      </w:r>
+      <w:r>
+        <w:rPr>
+          <w:rFonts w:ascii="맑은 고딕" w:hAnsi="맑은 고딕" w:eastAsia="맑은 고딕" w:cs="맑은 고딕"/>
+          <w:color w:val="000000"/>
+        </w:rPr>
+        <w:br/>
+      </w:r>
+      <w:r>
+        <w:rPr>
+          <w:rFonts w:ascii="맑은 고딕" w:hAnsi="맑은 고딕" w:eastAsia="맑은 고딕" w:cs="맑은 고딕"/>
+          <w:b/>
+          <w:color w:val="000000"/>
+          <w:u w:val="single"/>
+        </w:rPr>
+        <w:t>④ 상고이유는 피고인이 설치한 시설이 배출하는 폐수량이 [별표 3] (터)목의 일반시설란에서 정한 기준을 초과하므로 그에 해당한다는 것이다.</w:t>
+      </w:r>
+      <w:r>
+        <w:rPr>
+          <w:rFonts w:ascii="맑은 고딕" w:hAnsi="맑은 고딕" w:eastAsia="맑은 고딕" w:cs="맑은 고딕"/>
+          <w:color w:val="000000"/>
+        </w:rPr>
+        <w:br/>
+      </w:r>
+      <w:r>
+        <w:rPr>
+          <w:rFonts w:ascii="맑은 고딕" w:hAnsi="맑은 고딕" w:eastAsia="맑은 고딕" w:cs="맑은 고딕"/>
+          <w:color w:val="000000"/>
+        </w:rPr>
+        <w:br/>
+      </w:r>
+      <w:r>
+        <w:rPr>
+          <w:rFonts w:ascii="맑은 고딕" w:hAnsi="맑은 고딕" w:eastAsia="맑은 고딕" w:cs="맑은 고딕"/>
+          <w:color w:val="000000"/>
+          <w:u w:val="single"/>
+        </w:rPr>
+        <w:t>⑤ 그러나 구 시행규칙이 1996. 1. 8. 개정되어 종전 규정이 단위시설별로 배출시설을 규정하던 방식에서 공정단위별로 그 배출량을 기준으로 규정하는 방식으로 바뀌었다.</w:t>
+      </w:r>
+      <w:r>
+        <w:rPr>
+          <w:rFonts w:ascii="맑은 고딕" w:hAnsi="맑은 고딕" w:eastAsia="맑은 고딕" w:cs="맑은 고딕"/>
+          <w:color w:val="000000"/>
+        </w:rPr>
+        <w:br/>
+      </w:r>
+      <w:r>
+        <w:rPr>
+          <w:rFonts w:ascii="맑은 고딕" w:hAnsi="맑은 고딕" w:eastAsia="맑은 고딕" w:cs="맑은 고딕"/>
+          <w:color w:val="000000"/>
+        </w:rPr>
+        <w:br/>
+      </w:r>
+      <w:r>
+        <w:rPr>
+          <w:rFonts w:ascii="맑은 고딕" w:hAnsi="맑은 고딕" w:eastAsia="맑은 고딕" w:cs="맑은 고딕"/>
+          <w:color w:val="000000"/>
+        </w:rPr>
+        <w:t>⑥ 또한 개정 시행규칙 부칙 제2조 제2항이 개정 시행규칙 시행 전에 이미 설치되어 가동 중인 시설을 적법한 것으로 보고 2년 이내에 방지시설의 설치를 완료하고 배출시설 설치허가증을 교부받아야 한다고 규정하고 있다.</w:t>
+      </w:r>
+      <w:r>
+        <w:rPr>
+          <w:rFonts w:ascii="맑은 고딕" w:hAnsi="맑은 고딕" w:eastAsia="맑은 고딕" w:cs="맑은 고딕"/>
+          <w:color w:val="000000"/>
+        </w:rPr>
+        <w:br/>
+      </w:r>
+      <w:r>
+        <w:rPr>
+          <w:rFonts w:ascii="맑은 고딕" w:hAnsi="맑은 고딕" w:eastAsia="맑은 고딕" w:cs="맑은 고딕"/>
+          <w:color w:val="000000"/>
+        </w:rPr>
+        <w:br/>
+      </w:r>
+      <w:r>
+        <w:rPr>
+          <w:rFonts w:ascii="맑은 고딕" w:hAnsi="맑은 고딕" w:eastAsia="맑은 고딕" w:cs="맑은 고딕"/>
+          <w:color w:val="000000"/>
+        </w:rPr>
+        <w:t>⑦ 이러한 점에 비추어 보면, 구 시행규칙 [별표 3]의 (터)목은 (가)목 내지 (처)목에 해당하지 아니하는 새로운 업종을 규율대상으로 하는 것이고, (가)목 내지 (처)목에 해당하는 업종 중 일정량 이상의 폐수를 배출하는 시설을 규율하려는 것이 아니라고 해석함이 상당하다.</w:t>
+      </w:r>
+      <w:r>
+        <w:rPr>
+          <w:rFonts w:ascii="맑은 고딕" w:hAnsi="맑은 고딕" w:eastAsia="맑은 고딕" w:cs="맑은 고딕"/>
+          <w:color w:val="000000"/>
+        </w:rPr>
+        <w:br/>
+      </w:r>
+      <w:r>
+        <w:rPr>
+          <w:rFonts w:ascii="맑은 고딕" w:hAnsi="맑은 고딕" w:eastAsia="맑은 고딕" w:cs="맑은 고딕"/>
+          <w:color w:val="000000"/>
+        </w:rPr>
+        <w:br/>
+      </w:r>
+      <w:r>
+        <w:rPr>
+          <w:rFonts w:ascii="맑은 고딕" w:hAnsi="맑은 고딕" w:eastAsia="맑은 고딕" w:cs="맑은 고딕"/>
+          <w:color w:val="000000"/>
+        </w:rPr>
+        <w:t>⑧ 이에 상고를 기각한다.</w:t>
+      </w:r>
     </w:p>
     <w:p>
       <w:pPr>
@@ -737,7 +893,7 @@
           <w:rFonts w:ascii="맑은 고딕" w:hAnsi="맑은 고딕" w:eastAsia="맑은 고딕" w:cs="맑은 고딕"/>
           <w:color w:val="000000"/>
         </w:rPr>
-        <w:t>4. 판단</w:t>
+        <w:t>5. 판결요지</w:t>
       </w:r>
     </w:p>
     <w:p>
@@ -752,206 +908,8 @@
           <w:color w:val="000000"/>
           <w:u w:val="single"/>
         </w:rPr>
-        <w:t>① 원심의 판단 원심은 [별표 3] (카)목 염색시설의 기준이 용적 2㎥ 이상인데 피고인의 시설은 1.2㎥에 불과하여 폐수배출시설에 해당하지 않고, 개정 시행규칙의 시행으로 비로소 폐수배출시설에 해당하게 되었으나 시행일로부터 2년이 경과되지 아니하여 처벌할 수 없다고 판단하였다.</w:t>
-      </w:r>
-      <w:r>
-        <w:rPr>
-          <w:rFonts w:ascii="맑은 고딕" w:hAnsi="맑은 고딕" w:eastAsia="맑은 고딕" w:cs="맑은 고딕"/>
-          <w:color w:val="000000"/>
-        </w:rPr>
-        <w:br/>
-      </w:r>
-      <w:r>
-        <w:rPr>
-          <w:rFonts w:ascii="맑은 고딕" w:hAnsi="맑은 고딕" w:eastAsia="맑은 고딕" w:cs="맑은 고딕"/>
-          <w:color w:val="000000"/>
-        </w:rPr>
-        <w:br/>
-      </w:r>
-      <w:r>
-        <w:rPr>
-          <w:rFonts w:ascii="맑은 고딕" w:hAnsi="맑은 고딕" w:eastAsia="맑은 고딕" w:cs="맑은 고딕"/>
-          <w:color w:val="000000"/>
-        </w:rPr>
-        <w:t>② 대법원의 판단 원심의 판단은 정당하고, 검사의 상고이유는 받아들일 수 없다.</w:t>
-      </w:r>
-      <w:r>
-        <w:rPr>
-          <w:rFonts w:ascii="맑은 고딕" w:hAnsi="맑은 고딕" w:eastAsia="맑은 고딕" w:cs="맑은 고딕"/>
-          <w:color w:val="000000"/>
-        </w:rPr>
-        <w:br/>
-      </w:r>
-      <w:r>
-        <w:rPr>
-          <w:rFonts w:ascii="맑은 고딕" w:hAnsi="맑은 고딕" w:eastAsia="맑은 고딕" w:cs="맑은 고딕"/>
-          <w:color w:val="000000"/>
-        </w:rPr>
-        <w:br/>
-      </w:r>
-      <w:r>
-        <w:rPr>
-          <w:rFonts w:ascii="맑은 고딕" w:hAnsi="맑은 고딕" w:eastAsia="맑은 고딕" w:cs="맑은 고딕"/>
-          <w:color w:val="000000"/>
-        </w:rPr>
-        <w:t>③ 구 수질환경보전법 및 같은 법 시행규칙의 관계 규정을 종합하면, 구 시행규칙 시행 당시 허가를 받아야 하는 폐수배출시설은 [별표 3]의 각 호에서 규정한 각 제조 업종별로 일정 규모 이상의 시설합계를 갖춘 것을 의미한다.</w:t>
-      </w:r>
-      <w:r>
-        <w:rPr>
-          <w:rFonts w:ascii="맑은 고딕" w:hAnsi="맑은 고딕" w:eastAsia="맑은 고딕" w:cs="맑은 고딕"/>
-          <w:color w:val="000000"/>
-        </w:rPr>
-        <w:br/>
-      </w:r>
-      <w:r>
-        <w:rPr>
-          <w:rFonts w:ascii="맑은 고딕" w:hAnsi="맑은 고딕" w:eastAsia="맑은 고딕" w:cs="맑은 고딕"/>
-          <w:color w:val="000000"/>
-        </w:rPr>
-        <w:br/>
-      </w:r>
-      <w:r>
-        <w:rPr>
-          <w:rFonts w:ascii="맑은 고딕" w:hAnsi="맑은 고딕" w:eastAsia="맑은 고딕" w:cs="맑은 고딕"/>
-          <w:b/>
-          <w:color w:val="000000"/>
-          <w:u w:val="single"/>
-        </w:rPr>
-        <w:t>④ 상고이유는 피고인이 설치한 시설이 배출하는 폐수량이 [별표 3] (터)목의 일반시설란에서 정한 기준을 초과하므로 그에 해당한다는 것이다.</w:t>
-      </w:r>
-      <w:r>
-        <w:rPr>
-          <w:rFonts w:ascii="맑은 고딕" w:hAnsi="맑은 고딕" w:eastAsia="맑은 고딕" w:cs="맑은 고딕"/>
-          <w:color w:val="000000"/>
-        </w:rPr>
-        <w:br/>
-      </w:r>
-      <w:r>
-        <w:rPr>
-          <w:rFonts w:ascii="맑은 고딕" w:hAnsi="맑은 고딕" w:eastAsia="맑은 고딕" w:cs="맑은 고딕"/>
-          <w:color w:val="000000"/>
-        </w:rPr>
-        <w:br/>
-      </w:r>
-      <w:r>
-        <w:rPr>
-          <w:rFonts w:ascii="맑은 고딕" w:hAnsi="맑은 고딕" w:eastAsia="맑은 고딕" w:cs="맑은 고딕"/>
-          <w:color w:val="000000"/>
-          <w:u w:val="single"/>
-        </w:rPr>
-        <w:t>⑤ 그러나 구 시행규칙이 1996. 1. 8. 개정되어 종전 규정이 단위시설별로 배출시설을 규정하던 방식에서 공정단위별로 그 배출량을 기준으로 규정하는 방식으로 바뀌었다.</w:t>
-      </w:r>
-      <w:r>
-        <w:rPr>
-          <w:rFonts w:ascii="맑은 고딕" w:hAnsi="맑은 고딕" w:eastAsia="맑은 고딕" w:cs="맑은 고딕"/>
-          <w:color w:val="000000"/>
-        </w:rPr>
-        <w:br/>
-      </w:r>
-      <w:r>
-        <w:rPr>
-          <w:rFonts w:ascii="맑은 고딕" w:hAnsi="맑은 고딕" w:eastAsia="맑은 고딕" w:cs="맑은 고딕"/>
-          <w:color w:val="000000"/>
-        </w:rPr>
-        <w:br/>
-      </w:r>
-      <w:r>
-        <w:rPr>
-          <w:rFonts w:ascii="맑은 고딕" w:hAnsi="맑은 고딕" w:eastAsia="맑은 고딕" w:cs="맑은 고딕"/>
-          <w:color w:val="000000"/>
-        </w:rPr>
-        <w:t>⑥ 또한 개정 시행규칙 부칙 제2조 제2항이 개정 시행규칙 시행 전에 이미 설치되어 가동 중인 시설을 적법한 것으로 보고 2년 이내에 방지시설의 설치를 완료하고 배출시설 설치허가증을 교부받아야 한다고 규정하고 있다.</w:t>
-      </w:r>
-      <w:r>
-        <w:rPr>
-          <w:rFonts w:ascii="맑은 고딕" w:hAnsi="맑은 고딕" w:eastAsia="맑은 고딕" w:cs="맑은 고딕"/>
-          <w:color w:val="000000"/>
-        </w:rPr>
-        <w:br/>
-      </w:r>
-      <w:r>
-        <w:rPr>
-          <w:rFonts w:ascii="맑은 고딕" w:hAnsi="맑은 고딕" w:eastAsia="맑은 고딕" w:cs="맑은 고딕"/>
-          <w:color w:val="000000"/>
-        </w:rPr>
-        <w:br/>
-      </w:r>
-      <w:r>
-        <w:rPr>
-          <w:rFonts w:ascii="맑은 고딕" w:hAnsi="맑은 고딕" w:eastAsia="맑은 고딕" w:cs="맑은 고딕"/>
-          <w:color w:val="000000"/>
-        </w:rPr>
-        <w:t>⑦ 이러한 점에 비추어 보면, 구 시행규칙 [별표 3]의 (터)목은 (가)목 내지 (처)목에 해당하지 아니하는 새로운 업종을 규율대상으로 하는 것이고, (가)목 내지 (처)목에 해당하는 업종 중 일정량 이상의 폐수를 배출하는 시설을 규율하려는 것이 아니라고 해석함이 상당하다.</w:t>
-      </w:r>
-      <w:r>
-        <w:rPr>
-          <w:rFonts w:ascii="맑은 고딕" w:hAnsi="맑은 고딕" w:eastAsia="맑은 고딕" w:cs="맑은 고딕"/>
-          <w:color w:val="000000"/>
-        </w:rPr>
-        <w:br/>
-      </w:r>
-      <w:r>
-        <w:rPr>
-          <w:rFonts w:ascii="맑은 고딕" w:hAnsi="맑은 고딕" w:eastAsia="맑은 고딕" w:cs="맑은 고딕"/>
-          <w:color w:val="000000"/>
-        </w:rPr>
-        <w:br/>
-      </w:r>
-      <w:r>
-        <w:rPr>
-          <w:rFonts w:ascii="맑은 고딕" w:hAnsi="맑은 고딕" w:eastAsia="맑은 고딕" w:cs="맑은 고딕"/>
-          <w:color w:val="000000"/>
-        </w:rPr>
-        <w:t>⑧ 이에 상고를 기각한다.</w:t>
-      </w:r>
-    </w:p>
-    <w:p>
-      <w:pPr>
-        <w:autoSpaceDN w:val="0"/>
-        <w:autoSpaceDE w:val="0"/>
-      </w:pPr>
-    </w:p>
-    <w:p>
-      <w:pPr>
-        <w:autoSpaceDN w:val="0"/>
-        <w:autoSpaceDE w:val="0"/>
-      </w:pPr>
-    </w:p>
-    <w:p>
-      <w:pPr>
-        <w:autoSpaceDN w:val="0"/>
-        <w:autoSpaceDE w:val="0"/>
-        <w:pStyle w:val="2"/>
-        <w:spacing w:before="80"/>
-      </w:pPr>
-      <w:r>
-        <w:rPr>
-          <w:rFonts w:ascii="맑은 고딕" w:hAnsi="맑은 고딕" w:eastAsia="맑은 고딕" w:cs="맑은 고딕"/>
-          <w:color w:val="000000"/>
-        </w:rPr>
-        <w:t>5. 판결요지</w:t>
-      </w:r>
-    </w:p>
-    <w:p>
-      <w:pPr>
-        <w:autoSpaceDN w:val="0"/>
-        <w:autoSpaceDE w:val="0"/>
-      </w:pPr>
-      <w:r>
-        <w:rPr>
-          <w:rFonts w:ascii="맑은 고딕" w:hAnsi="맑은 고딕" w:eastAsia="맑은 고딕" w:cs="맑은 고딕"/>
-          <w:b/>
-          <w:color w:val="000000"/>
-          <w:u w:val="single"/>
-        </w:rPr>
         <w:t>① 구 수질환경보전법시행규칙 [별표 3]의 (터)목은 (가)목 내지 (처)목에 해당하지 아니하는 새로운 업종을 규율대상으로 하는 것이고 (가)목 내지 (처)목에 해당하는 업종 중 일정량 이상의 폐수를 배출하는 시설을 규율하는 것이 아니다.</w:t>
       </w:r>
-    </w:p>
-    <w:p>
-      <w:pPr>
-        <w:autoSpaceDN w:val="0"/>
-        <w:autoSpaceDE w:val="0"/>
-      </w:pPr>
     </w:p>
     <w:p>
       <w:pPr>
